--- a/document/project_requirement.docx
+++ b/document/project_requirement.docx
@@ -11,21 +11,15 @@
         <w:t>Title:</w:t>
       </w:r>
       <w:r>
-        <w:t xml:space="preserve"> Project Requirements – </w:t>
+        <w:t xml:space="preserve"> Project Requirements — Personal-</w:t>
       </w:r>
       <w:proofErr w:type="spellStart"/>
       <w:r>
-        <w:t>myFirst_web</w:t>
+        <w:t>Portfalio</w:t>
       </w:r>
       <w:proofErr w:type="spellEnd"/>
       <w:r>
-        <w:t xml:space="preserve"> </w:t>
-      </w:r>
-      <w:r>
-        <w:br/>
-      </w:r>
-      <w:r>
-        <w:t>(Aniruddh Bhate's Portfolio)</w:t>
+        <w:t>-Website</w:t>
       </w:r>
     </w:p>
     <w:p>
@@ -41,7 +35,7 @@
       <w:pPr>
         <w:numPr>
           <w:ilvl w:val="0"/>
-          <w:numId w:val="1"/>
+          <w:numId w:val="6"/>
         </w:numPr>
       </w:pPr>
       <w:r>
@@ -52,19 +46,22 @@
         <w:t>Project Name:</w:t>
       </w:r>
       <w:r>
-        <w:t> </w:t>
+        <w:t xml:space="preserve"> Personal-</w:t>
       </w:r>
       <w:proofErr w:type="spellStart"/>
       <w:r>
-        <w:t>myFirst_web</w:t>
+        <w:t>Portfalio</w:t>
       </w:r>
       <w:proofErr w:type="spellEnd"/>
+      <w:r>
+        <w:t>-Website</w:t>
+      </w:r>
     </w:p>
     <w:p>
       <w:pPr>
         <w:numPr>
           <w:ilvl w:val="0"/>
-          <w:numId w:val="1"/>
+          <w:numId w:val="6"/>
         </w:numPr>
       </w:pPr>
       <w:r>
@@ -75,14 +72,32 @@
         <w:t>Author:</w:t>
       </w:r>
       <w:r>
-        <w:t> Aniruddh Bhate</w:t>
+        <w:t xml:space="preserve"> Aniruddh Rao</w:t>
       </w:r>
     </w:p>
     <w:p>
       <w:pPr>
         <w:numPr>
           <w:ilvl w:val="0"/>
-          <w:numId w:val="1"/>
+          <w:numId w:val="6"/>
+        </w:numPr>
+      </w:pPr>
+      <w:r>
+        <w:rPr>
+          <w:b/>
+          <w:bCs/>
+        </w:rPr>
+        <w:t>Role:</w:t>
+      </w:r>
+      <w:r>
+        <w:t xml:space="preserve"> AI Software Engineer</w:t>
+      </w:r>
+    </w:p>
+    <w:p>
+      <w:pPr>
+        <w:numPr>
+          <w:ilvl w:val="0"/>
+          <w:numId w:val="6"/>
         </w:numPr>
       </w:pPr>
       <w:r>
@@ -93,7 +108,7 @@
         <w:t>Purpose:</w:t>
       </w:r>
       <w:r>
-        <w:t> To build a professional personal portfolio website that acts as an interactive digital resume. It showcases Aniruddh's technical skills, academic background, AI/ML projects, hackathon achievements, and certifications to prospective employers.</w:t>
+        <w:t xml:space="preserve"> To build a professional personal portfolio website that acts as an interactive digital resume. It showcases Aniruddh's technical skills, academic background, AI/ML projects, hackathon achievements, and certifications to prospective employers.</w:t>
       </w:r>
     </w:p>
     <w:p>
@@ -106,10 +121,19 @@
       </w:r>
     </w:p>
     <w:p>
+      <w:r>
+        <w:rPr>
+          <w:b/>
+          <w:bCs/>
+        </w:rPr>
+        <w:t>2.1 Public Page — index.html</w:t>
+      </w:r>
+    </w:p>
+    <w:p>
       <w:pPr>
         <w:numPr>
           <w:ilvl w:val="0"/>
-          <w:numId w:val="2"/>
+          <w:numId w:val="7"/>
         </w:numPr>
       </w:pPr>
       <w:r>
@@ -120,14 +144,32 @@
         <w:t>Hero Section:</w:t>
       </w:r>
       <w:r>
-        <w:t> Displays full name ("Aniruddh Bhate"), job title ("AI Software Engineer"), location (Bhopal, India), and direct call-to-action buttons linking to LinkedIn and GitHub.</w:t>
+        <w:t xml:space="preserve"> Displays full name (Aniruddh Rao), job title (AI Software Engineer), location (Bhopal, India), profile photo, and direct call-to-action buttons linking to LinkedIn, GitHub, and Resume download.</w:t>
       </w:r>
     </w:p>
     <w:p>
       <w:pPr>
         <w:numPr>
           <w:ilvl w:val="0"/>
-          <w:numId w:val="2"/>
+          <w:numId w:val="7"/>
+        </w:numPr>
+      </w:pPr>
+      <w:r>
+        <w:rPr>
+          <w:b/>
+          <w:bCs/>
+        </w:rPr>
+        <w:t>Quick Links Strip:</w:t>
+      </w:r>
+      <w:r>
+        <w:t xml:space="preserve"> A horizontal row of pills for Email, GitHub, LinkedIn, Instagram, X (Twitter), YouTube, and Portfolio.</w:t>
+      </w:r>
+    </w:p>
+    <w:p>
+      <w:pPr>
+        <w:numPr>
+          <w:ilvl w:val="0"/>
+          <w:numId w:val="7"/>
         </w:numPr>
       </w:pPr>
       <w:r>
@@ -138,7 +180,7 @@
         <w:t>About Section:</w:t>
       </w:r>
       <w:r>
-        <w:t xml:space="preserve"> Contains the professional summary (motivated AI/ML graduate) and education details (BCA, </w:t>
+        <w:t xml:space="preserve"> Contains the professional summary and education details (BCA, Extol College, </w:t>
       </w:r>
       <w:proofErr w:type="spellStart"/>
       <w:r>
@@ -146,14 +188,14 @@
       </w:r>
       <w:proofErr w:type="spellEnd"/>
       <w:r>
-        <w:t xml:space="preserve"> Chaturvedi University, CGPA: 7.1).</w:t>
+        <w:t xml:space="preserve"> Chaturvedi National University, Jul 2023 – Jun 2026).</w:t>
       </w:r>
     </w:p>
     <w:p>
       <w:pPr>
         <w:numPr>
           <w:ilvl w:val="0"/>
-          <w:numId w:val="2"/>
+          <w:numId w:val="7"/>
         </w:numPr>
       </w:pPr>
       <w:r>
@@ -164,15 +206,67 @@
         <w:t>Skills Section:</w:t>
       </w:r>
       <w:r>
-        <w:t xml:space="preserve"> A dynamic grid listing all technical competencies: Python, JavaScript, </w:t>
+        <w:t xml:space="preserve"> A grid listing all technical competencies:</w:t>
+      </w:r>
+    </w:p>
+    <w:p>
+      <w:pPr>
+        <w:numPr>
+          <w:ilvl w:val="1"/>
+          <w:numId w:val="7"/>
+        </w:numPr>
+      </w:pPr>
+      <w:r>
+        <w:t>Programming Languages: Python, JavaScript, C</w:t>
+      </w:r>
+    </w:p>
+    <w:p>
+      <w:pPr>
+        <w:numPr>
+          <w:ilvl w:val="1"/>
+          <w:numId w:val="7"/>
+        </w:numPr>
+      </w:pPr>
+      <w:r>
+        <w:t>Frontend: HTML, CSS, JavaScript</w:t>
+      </w:r>
+    </w:p>
+    <w:p>
+      <w:pPr>
+        <w:numPr>
+          <w:ilvl w:val="1"/>
+          <w:numId w:val="7"/>
+        </w:numPr>
+      </w:pPr>
+      <w:r>
+        <w:t xml:space="preserve">Backend: </w:t>
       </w:r>
       <w:proofErr w:type="spellStart"/>
       <w:r>
         <w:t>FastAPI</w:t>
       </w:r>
       <w:proofErr w:type="spellEnd"/>
-      <w:r>
-        <w:t xml:space="preserve">, MySQL, TensorFlow, NumPy, Pandas, </w:t>
+    </w:p>
+    <w:p>
+      <w:pPr>
+        <w:numPr>
+          <w:ilvl w:val="1"/>
+          <w:numId w:val="7"/>
+        </w:numPr>
+      </w:pPr>
+      <w:r>
+        <w:t>Database: MySQL</w:t>
+      </w:r>
+    </w:p>
+    <w:p>
+      <w:pPr>
+        <w:numPr>
+          <w:ilvl w:val="1"/>
+          <w:numId w:val="7"/>
+        </w:numPr>
+      </w:pPr>
+      <w:r>
+        <w:t xml:space="preserve">AI/ML: TensorFlow, NumPy, Pandas, Matplotlib, Seaborn, </w:t>
       </w:r>
       <w:proofErr w:type="spellStart"/>
       <w:r>
@@ -180,14 +274,58 @@
       </w:r>
       <w:proofErr w:type="spellEnd"/>
       <w:r>
-        <w:t>, Generative AI, Git, and DSA.</w:t>
+        <w:t>, Generative AI</w:t>
+      </w:r>
+    </w:p>
+    <w:p>
+      <w:pPr>
+        <w:numPr>
+          <w:ilvl w:val="1"/>
+          <w:numId w:val="7"/>
+        </w:numPr>
+      </w:pPr>
+      <w:r>
+        <w:t>Coding Tools: Anaconda, VS Code, Git and GitHub</w:t>
+      </w:r>
+    </w:p>
+    <w:p>
+      <w:pPr>
+        <w:numPr>
+          <w:ilvl w:val="1"/>
+          <w:numId w:val="7"/>
+        </w:numPr>
+      </w:pPr>
+      <w:r>
+        <w:t>AI Tools: ChatGPT, Google Gemini, DeepSeek, Perplexity, Google AI Studio, Canva</w:t>
+      </w:r>
+    </w:p>
+    <w:p>
+      <w:pPr>
+        <w:numPr>
+          <w:ilvl w:val="1"/>
+          <w:numId w:val="7"/>
+        </w:numPr>
+      </w:pPr>
+      <w:r>
+        <w:t>Productivity Tools: MS Excel, MS Word, MS PowerPoint, Google Sheets</w:t>
+      </w:r>
+    </w:p>
+    <w:p>
+      <w:pPr>
+        <w:numPr>
+          <w:ilvl w:val="1"/>
+          <w:numId w:val="7"/>
+        </w:numPr>
+      </w:pPr>
+      <w:r>
+        <w:t>Other: Data Structures and Algorithms (DSA)</w:t>
       </w:r>
     </w:p>
     <w:p>
       <w:pPr>
         <w:numPr>
           <w:ilvl w:val="0"/>
-          <w:numId w:val="2"/>
+          <w:numId w:val="7"/>
         </w:numPr>
       </w:pPr>
       <w:r>
@@ -198,14 +336,14 @@
         <w:t>Projects Section:</w:t>
       </w:r>
       <w:r>
-        <w:t> Showcases the "AI-Powered Mock Interview System" and "This Portfolio" with technology stacks.</w:t>
+        <w:t xml:space="preserve"> Showcases the "AI-Powered Mock Interview System" and "Personal Portfolio" with technology stacks.</w:t>
       </w:r>
     </w:p>
     <w:p>
       <w:pPr>
         <w:numPr>
           <w:ilvl w:val="0"/>
-          <w:numId w:val="2"/>
+          <w:numId w:val="7"/>
         </w:numPr>
       </w:pPr>
       <w:r>
@@ -213,10 +351,11 @@
           <w:b/>
           <w:bCs/>
         </w:rPr>
-        <w:t>Achievements:</w:t>
-      </w:r>
-      <w:r>
-        <w:t xml:space="preserve"> Displays participation in </w:t>
+        <w:lastRenderedPageBreak/>
+        <w:t>Achievements Section:</w:t>
+      </w:r>
+      <w:r>
+        <w:t xml:space="preserve"> Displays 3rd Prize in </w:t>
       </w:r>
       <w:proofErr w:type="spellStart"/>
       <w:r>
@@ -224,7 +363,7 @@
       </w:r>
       <w:proofErr w:type="spellEnd"/>
       <w:r>
-        <w:t xml:space="preserve"> 2026, </w:t>
+        <w:t xml:space="preserve"> 2026, participation in </w:t>
       </w:r>
       <w:proofErr w:type="spellStart"/>
       <w:r>
@@ -232,14 +371,32 @@
       </w:r>
       <w:proofErr w:type="spellEnd"/>
       <w:r>
-        <w:t xml:space="preserve"> 2026, debate wins, and certifications in Python, ML, and AI.</w:t>
+        <w:t xml:space="preserve"> 2026, and public speaking activities.</w:t>
       </w:r>
     </w:p>
     <w:p>
       <w:pPr>
         <w:numPr>
           <w:ilvl w:val="0"/>
-          <w:numId w:val="2"/>
+          <w:numId w:val="7"/>
+        </w:numPr>
+      </w:pPr>
+      <w:r>
+        <w:rPr>
+          <w:b/>
+          <w:bCs/>
+        </w:rPr>
+        <w:t>Certifications Section:</w:t>
+      </w:r>
+      <w:r>
+        <w:t xml:space="preserve"> Lists Python Programming, Machine Learning, and Artificial Intelligence.</w:t>
+      </w:r>
+    </w:p>
+    <w:p>
+      <w:pPr>
+        <w:numPr>
+          <w:ilvl w:val="0"/>
+          <w:numId w:val="7"/>
         </w:numPr>
       </w:pPr>
       <w:r>
@@ -250,14 +407,14 @@
         <w:t>Contact Section:</w:t>
       </w:r>
       <w:r>
-        <w:t> Displays email, phone, and a functional contact form (front-end validation).</w:t>
+        <w:t xml:space="preserve"> Displays email, phone, and social links (LinkedIn, GitHub, Instagram, X, YouTube) plus a functional contact form with front-end validation.</w:t>
       </w:r>
     </w:p>
     <w:p>
       <w:pPr>
         <w:numPr>
           <w:ilvl w:val="0"/>
-          <w:numId w:val="2"/>
+          <w:numId w:val="7"/>
         </w:numPr>
       </w:pPr>
       <w:r>
@@ -265,10 +422,92 @@
           <w:b/>
           <w:bCs/>
         </w:rPr>
-        <w:t>Login Modal:</w:t>
-      </w:r>
-      <w:r>
-        <w:t> A demo pop-up modal to demonstrate JavaScript interactivity.</w:t>
+        <w:t>Footer:</w:t>
+      </w:r>
+      <w:r>
+        <w:t xml:space="preserve"> Copyright notice and quick links.</w:t>
+      </w:r>
+    </w:p>
+    <w:p>
+      <w:r>
+        <w:rPr>
+          <w:b/>
+          <w:bCs/>
+        </w:rPr>
+        <w:t>2.2 Display Controls (on index.html)</w:t>
+      </w:r>
+    </w:p>
+    <w:p>
+      <w:pPr>
+        <w:numPr>
+          <w:ilvl w:val="0"/>
+          <w:numId w:val="8"/>
+        </w:numPr>
+      </w:pPr>
+      <w:r>
+        <w:rPr>
+          <w:b/>
+          <w:bCs/>
+        </w:rPr>
+        <w:t>Layout Switch:</w:t>
+      </w:r>
+      <w:r>
+        <w:t xml:space="preserve"> Vertical and Horizontal.</w:t>
+      </w:r>
+    </w:p>
+    <w:p>
+      <w:pPr>
+        <w:numPr>
+          <w:ilvl w:val="0"/>
+          <w:numId w:val="8"/>
+        </w:numPr>
+      </w:pPr>
+      <w:r>
+        <w:rPr>
+          <w:b/>
+          <w:bCs/>
+        </w:rPr>
+        <w:t>Theme Switch:</w:t>
+      </w:r>
+      <w:r>
+        <w:t xml:space="preserve"> Light and Dark.</w:t>
+      </w:r>
+    </w:p>
+    <w:p>
+      <w:pPr>
+        <w:numPr>
+          <w:ilvl w:val="0"/>
+          <w:numId w:val="8"/>
+        </w:numPr>
+      </w:pPr>
+      <w:r>
+        <w:rPr>
+          <w:b/>
+          <w:bCs/>
+        </w:rPr>
+        <w:t>Colour Switch:</w:t>
+      </w:r>
+      <w:r>
+        <w:t xml:space="preserve"> Multiple accent colours (expandable).</w:t>
+      </w:r>
+    </w:p>
+    <w:p>
+      <w:pPr>
+        <w:numPr>
+          <w:ilvl w:val="0"/>
+          <w:numId w:val="8"/>
+        </w:numPr>
+      </w:pPr>
+      <w:r>
+        <w:t xml:space="preserve">Preferences saved in </w:t>
+      </w:r>
+      <w:proofErr w:type="spellStart"/>
+      <w:r>
+        <w:t>localStorage</w:t>
+      </w:r>
+      <w:proofErr w:type="spellEnd"/>
+      <w:r>
+        <w:t>.</w:t>
       </w:r>
     </w:p>
     <w:p>
@@ -284,7 +523,7 @@
       <w:pPr>
         <w:numPr>
           <w:ilvl w:val="0"/>
-          <w:numId w:val="3"/>
+          <w:numId w:val="9"/>
         </w:numPr>
       </w:pPr>
       <w:r>
@@ -295,14 +534,14 @@
         <w:t>Responsiveness:</w:t>
       </w:r>
       <w:r>
-        <w:t> Must work flawlessly on desktops, tablets, and mobile phones.</w:t>
+        <w:t xml:space="preserve"> Must work flawlessly on desktops, tablets, and mobile phones.</w:t>
       </w:r>
     </w:p>
     <w:p>
       <w:pPr>
         <w:numPr>
           <w:ilvl w:val="0"/>
-          <w:numId w:val="3"/>
+          <w:numId w:val="9"/>
         </w:numPr>
       </w:pPr>
       <w:r>
@@ -313,7 +552,7 @@
         <w:t>Performance:</w:t>
       </w:r>
       <w:r>
-        <w:t xml:space="preserve"> Must load in under 2 seconds (optimized for </w:t>
+        <w:t xml:space="preserve"> Must load in under 2 seconds (optimized for </w:t>
       </w:r>
       <w:proofErr w:type="spellStart"/>
       <w:r>
@@ -328,7 +567,7 @@
       <w:pPr>
         <w:numPr>
           <w:ilvl w:val="0"/>
-          <w:numId w:val="3"/>
+          <w:numId w:val="9"/>
         </w:numPr>
       </w:pPr>
       <w:r>
@@ -339,14 +578,14 @@
         <w:t>Cross-Browser:</w:t>
       </w:r>
       <w:r>
-        <w:t> Fully compatible with Chrome, Firefox, Edge, and Safari.</w:t>
+        <w:t xml:space="preserve"> Fully compatible with Chrome, Firefox, Edge, and Safari.</w:t>
       </w:r>
     </w:p>
     <w:p>
       <w:pPr>
         <w:numPr>
           <w:ilvl w:val="0"/>
-          <w:numId w:val="3"/>
+          <w:numId w:val="9"/>
         </w:numPr>
       </w:pPr>
       <w:r>
@@ -357,7 +596,25 @@
         <w:t>Accessibility:</w:t>
       </w:r>
       <w:r>
-        <w:t> Semantic HTML5 tags must be used for screen readers.</w:t>
+        <w:t xml:space="preserve"> Semantic HTML5 tags must be used for screen readers.</w:t>
+      </w:r>
+    </w:p>
+    <w:p>
+      <w:pPr>
+        <w:numPr>
+          <w:ilvl w:val="0"/>
+          <w:numId w:val="9"/>
+        </w:numPr>
+      </w:pPr>
+      <w:r>
+        <w:rPr>
+          <w:b/>
+          <w:bCs/>
+        </w:rPr>
+        <w:t>Maintainability:</w:t>
+      </w:r>
+      <w:r>
+        <w:t xml:space="preserve"> Content updates must not require code changes to layout or styling.</w:t>
       </w:r>
     </w:p>
     <w:p>
@@ -373,7 +630,7 @@
       <w:pPr>
         <w:numPr>
           <w:ilvl w:val="0"/>
-          <w:numId w:val="4"/>
+          <w:numId w:val="10"/>
         </w:numPr>
       </w:pPr>
       <w:r>
@@ -384,14 +641,32 @@
         <w:t>No Frameworks:</w:t>
       </w:r>
       <w:r>
-        <w:t> Only vanilla HTML, CSS, and JavaScript are allowed.</w:t>
+        <w:t xml:space="preserve"> Only vanilla HTML, CSS, and JavaScript are allowed.</w:t>
       </w:r>
     </w:p>
     <w:p>
       <w:pPr>
         <w:numPr>
           <w:ilvl w:val="0"/>
-          <w:numId w:val="4"/>
+          <w:numId w:val="10"/>
+        </w:numPr>
+      </w:pPr>
+      <w:r>
+        <w:rPr>
+          <w:b/>
+          <w:bCs/>
+        </w:rPr>
+        <w:t>No Backend:</w:t>
+      </w:r>
+      <w:r>
+        <w:t xml:space="preserve"> Static site only — no server-side logic.</w:t>
+      </w:r>
+    </w:p>
+    <w:p>
+      <w:pPr>
+        <w:numPr>
+          <w:ilvl w:val="0"/>
+          <w:numId w:val="10"/>
         </w:numPr>
       </w:pPr>
       <w:r>
@@ -402,7 +677,7 @@
         <w:t>Deployment:</w:t>
       </w:r>
       <w:r>
-        <w:t xml:space="preserve"> Must be deployed automatically via </w:t>
+        <w:t xml:space="preserve"> Must be deployed automatically via </w:t>
       </w:r>
       <w:proofErr w:type="spellStart"/>
       <w:r>
@@ -419,53 +694,199 @@
           <w:b/>
           <w:bCs/>
         </w:rPr>
+        <w:t>5. Deliverables</w:t>
+      </w:r>
+    </w:p>
+    <w:p>
+      <w:pPr>
+        <w:numPr>
+          <w:ilvl w:val="0"/>
+          <w:numId w:val="11"/>
+        </w:numPr>
+      </w:pPr>
+      <w:r>
+        <w:t>Source code (index.html, style.css, script.js).</w:t>
+      </w:r>
+    </w:p>
+    <w:p>
+      <w:pPr>
+        <w:numPr>
+          <w:ilvl w:val="0"/>
+          <w:numId w:val="11"/>
+        </w:numPr>
+      </w:pPr>
+      <w:r>
+        <w:t>Resume PDF (AniruddhRaoResume09102026.pdf) for download.</w:t>
+      </w:r>
+    </w:p>
+    <w:p>
+      <w:pPr>
+        <w:numPr>
+          <w:ilvl w:val="0"/>
+          <w:numId w:val="11"/>
+        </w:numPr>
+      </w:pPr>
+      <w:r>
+        <w:t>6 SDLC documentation files (this folder).</w:t>
+      </w:r>
+    </w:p>
+    <w:p>
+      <w:pPr>
+        <w:numPr>
+          <w:ilvl w:val="0"/>
+          <w:numId w:val="11"/>
+        </w:numPr>
+      </w:pPr>
+      <w:r>
+        <w:t xml:space="preserve">Live deployment URL on </w:t>
+      </w:r>
+      <w:proofErr w:type="spellStart"/>
+      <w:r>
+        <w:t>Vercel</w:t>
+      </w:r>
+      <w:proofErr w:type="spellEnd"/>
+      <w:r>
+        <w:t>.</w:t>
+      </w:r>
+    </w:p>
+    <w:p>
+      <w:r>
+        <w:rPr>
+          <w:b/>
+          <w:bCs/>
+        </w:rPr>
+        <w:t>6. Social Links</w:t>
+      </w:r>
+    </w:p>
+    <w:p>
+      <w:pPr>
+        <w:numPr>
+          <w:ilvl w:val="0"/>
+          <w:numId w:val="12"/>
+        </w:numPr>
+      </w:pPr>
+      <w:r>
+        <w:t>Email: aniruddhrao012005@gmail.com</w:t>
+      </w:r>
+    </w:p>
+    <w:p>
+      <w:pPr>
+        <w:numPr>
+          <w:ilvl w:val="0"/>
+          <w:numId w:val="12"/>
+        </w:numPr>
+      </w:pPr>
+      <w:r>
         <w:lastRenderedPageBreak/>
-        <w:t>5. Deliverables</w:t>
-      </w:r>
+        <w:t xml:space="preserve">GitHub: </w:t>
+      </w:r>
+      <w:hyperlink r:id="rId7" w:tgtFrame="_blank" w:history="1">
+        <w:r>
+          <w:rPr>
+            <w:rStyle w:val="Hyperlink"/>
+          </w:rPr>
+          <w:t>https://github.com/aniruddhrao1901</w:t>
+        </w:r>
+      </w:hyperlink>
     </w:p>
     <w:p>
       <w:pPr>
         <w:numPr>
           <w:ilvl w:val="0"/>
-          <w:numId w:val="5"/>
-        </w:numPr>
-      </w:pPr>
-      <w:r>
-        <w:t>Source code (index.html, style.css, login.js).</w:t>
-      </w:r>
+          <w:numId w:val="12"/>
+        </w:numPr>
+      </w:pPr>
+      <w:r>
+        <w:t xml:space="preserve">LinkedIn: </w:t>
+      </w:r>
+      <w:hyperlink r:id="rId8" w:tgtFrame="_blank" w:history="1">
+        <w:r>
+          <w:rPr>
+            <w:rStyle w:val="Hyperlink"/>
+          </w:rPr>
+          <w:t>https://www.linkedin.com/in/aniruddh-rao-a4a6613a5/</w:t>
+        </w:r>
+      </w:hyperlink>
     </w:p>
     <w:p>
       <w:pPr>
         <w:numPr>
           <w:ilvl w:val="0"/>
-          <w:numId w:val="5"/>
-        </w:numPr>
-      </w:pPr>
-      <w:r>
-        <w:t>6 SDLC documentation files (this folder).</w:t>
-      </w:r>
+          <w:numId w:val="12"/>
+        </w:numPr>
+      </w:pPr>
+      <w:r>
+        <w:t xml:space="preserve">Instagram: </w:t>
+      </w:r>
+      <w:hyperlink r:id="rId9" w:tgtFrame="_blank" w:history="1">
+        <w:r>
+          <w:rPr>
+            <w:rStyle w:val="Hyperlink"/>
+          </w:rPr>
+          <w:t>https://www.instagram.com/aniruddh_rao_19/</w:t>
+        </w:r>
+      </w:hyperlink>
     </w:p>
     <w:p>
       <w:pPr>
         <w:numPr>
           <w:ilvl w:val="0"/>
-          <w:numId w:val="5"/>
-        </w:numPr>
-      </w:pPr>
-      <w:r>
-        <w:t xml:space="preserve">Live deployment URL on </w:t>
-      </w:r>
-      <w:proofErr w:type="spellStart"/>
-      <w:r>
-        <w:t>Vercel</w:t>
-      </w:r>
-      <w:proofErr w:type="spellEnd"/>
-      <w:r>
-        <w:t>.</w:t>
-      </w:r>
+          <w:numId w:val="12"/>
+        </w:numPr>
+      </w:pPr>
+      <w:r>
+        <w:t xml:space="preserve">X (Twitter): </w:t>
+      </w:r>
+      <w:hyperlink r:id="rId10" w:tgtFrame="_blank" w:history="1">
+        <w:r>
+          <w:rPr>
+            <w:rStyle w:val="Hyperlink"/>
+          </w:rPr>
+          <w:t>https://x.com/Aniruddhrao2005</w:t>
+        </w:r>
+      </w:hyperlink>
+    </w:p>
+    <w:p>
+      <w:pPr>
+        <w:numPr>
+          <w:ilvl w:val="0"/>
+          <w:numId w:val="12"/>
+        </w:numPr>
+      </w:pPr>
+      <w:r>
+        <w:t xml:space="preserve">YouTube: </w:t>
+      </w:r>
+      <w:hyperlink r:id="rId11" w:tgtFrame="_blank" w:history="1">
+        <w:r>
+          <w:rPr>
+            <w:rStyle w:val="Hyperlink"/>
+          </w:rPr>
+          <w:t>https://www.youtube.com/@AniruddhRao-cool123</w:t>
+        </w:r>
+      </w:hyperlink>
+    </w:p>
+    <w:p>
+      <w:pPr>
+        <w:numPr>
+          <w:ilvl w:val="0"/>
+          <w:numId w:val="12"/>
+        </w:numPr>
+      </w:pPr>
+      <w:r>
+        <w:t xml:space="preserve">Portfolio: </w:t>
+      </w:r>
+      <w:hyperlink r:id="rId12" w:tgtFrame="_blank" w:history="1">
+        <w:r>
+          <w:rPr>
+            <w:rStyle w:val="Hyperlink"/>
+          </w:rPr>
+          <w:t>https://my-web-sooty-phi.vercel.app/</w:t>
+        </w:r>
+      </w:hyperlink>
     </w:p>
     <w:p/>
     <w:sectPr>
+      <w:footerReference w:type="default" r:id="rId13"/>
       <w:pgSz w:w="11906" w:h="16838"/>
       <w:pgMar w:top="1440" w:right="1440" w:bottom="1440" w:left="1440" w:header="708" w:footer="708" w:gutter="0"/>
       <w:cols w:space="708"/>
@@ -475,9 +896,264 @@
 </w:document>
 </file>
 
+<file path=word/endnotes.xml><?xml version="1.0" encoding="utf-8"?>
+<w:endnotes xmlns:wpc="http://schemas.microsoft.com/office/word/2010/wordprocessingCanvas" xmlns:cx="http://schemas.microsoft.com/office/drawing/2014/chartex" xmlns:cx1="http://schemas.microsoft.com/office/drawing/2015/9/8/chartex" xmlns:cx2="http://schemas.microsoft.com/office/drawing/2015/10/21/chartex" xmlns:cx3="http://schemas.microsoft.com/office/drawing/2016/5/9/chartex" xmlns:cx4="http://schemas.microsoft.com/office/drawing/2016/5/10/chartex" xmlns:cx5="http://schemas.microsoft.com/office/drawing/2016/5/11/chartex" xmlns:cx6="http://schemas.microsoft.com/office/drawing/2016/5/12/chartex" xmlns:cx7="http://schemas.microsoft.com/office/drawing/2016/5/13/chartex" xmlns:cx8="http://schemas.microsoft.com/office/drawing/2016/5/14/chartex" xmlns:mc="http://schemas.openxmlformats.org/markup-compatibility/2006" xmlns:aink="http://schemas.microsoft.com/office/drawing/2016/ink" xmlns:am3d="http://schemas.microsoft.com/office/drawing/2017/model3d" xmlns:o="urn:schemas-microsoft-com:office:office" xmlns:oel="http://schemas.microsoft.com/office/2019/extlst" xmlns:r="http://schemas.openxmlformats.org/officeDocument/2006/relationships" xmlns:m="http://schemas.openxmlformats.org/officeDocument/2006/math" xmlns:v="urn:schemas-microsoft-com:vml" xmlns:wp14="http://schemas.microsoft.com/office/word/2010/wordprocessingDrawing" xmlns:wp="http://schemas.openxmlformats.org/drawingml/2006/wordprocessingDrawing" xmlns:w10="urn:schemas-microsoft-com:office:word" xmlns:w="http://schemas.openxmlformats.org/wordprocessingml/2006/main" xmlns:w14="http://schemas.microsoft.com/office/word/2010/wordml" xmlns:w15="http://schemas.microsoft.com/office/word/2012/wordml" xmlns:w16cex="http://schemas.microsoft.com/office/word/2018/wordml/cex" xmlns:w16cid="http://schemas.microsoft.com/office/word/2016/wordml/cid" xmlns:w16="http://schemas.microsoft.com/office/word/2018/wordml" xmlns:w16du="http://schemas.microsoft.com/office/word/2023/wordml/word16du" xmlns:w16sdtdh="http://schemas.microsoft.com/office/word/2020/wordml/sdtdatahash" xmlns:w16sdtfl="http://schemas.microsoft.com/office/word/2024/wordml/sdtformatlock" xmlns:w16se="http://schemas.microsoft.com/office/word/2015/wordml/symex" xmlns:wpg="http://schemas.microsoft.com/office/word/2010/wordprocessingGroup" xmlns:wpi="http://schemas.microsoft.com/office/word/2010/wordprocessingInk" xmlns:wne="http://schemas.microsoft.com/office/word/2006/wordml" xmlns:wps="http://schemas.microsoft.com/office/word/2010/wordprocessingShape" mc:Ignorable="w14 w15 w16se w16cid w16 w16cex w16sdtdh w16sdtfl w16du wp14">
+  <w:endnote w:type="separator" w:id="-1">
+    <w:p>
+      <w:pPr>
+        <w:spacing w:after="0" w:line="240" w:lineRule="auto"/>
+      </w:pPr>
+      <w:r>
+        <w:separator/>
+      </w:r>
+    </w:p>
+  </w:endnote>
+  <w:endnote w:type="continuationSeparator" w:id="0">
+    <w:p>
+      <w:pPr>
+        <w:spacing w:after="0" w:line="240" w:lineRule="auto"/>
+      </w:pPr>
+      <w:r>
+        <w:continuationSeparator/>
+      </w:r>
+    </w:p>
+  </w:endnote>
+</w:endnotes>
+</file>
+
+<file path=word/footer1.xml><?xml version="1.0" encoding="utf-8"?>
+<w:ftr xmlns:wpc="http://schemas.microsoft.com/office/word/2010/wordprocessingCanvas" xmlns:cx="http://schemas.microsoft.com/office/drawing/2014/chartex" xmlns:cx1="http://schemas.microsoft.com/office/drawing/2015/9/8/chartex" xmlns:cx2="http://schemas.microsoft.com/office/drawing/2015/10/21/chartex" xmlns:cx3="http://schemas.microsoft.com/office/drawing/2016/5/9/chartex" xmlns:cx4="http://schemas.microsoft.com/office/drawing/2016/5/10/chartex" xmlns:cx5="http://schemas.microsoft.com/office/drawing/2016/5/11/chartex" xmlns:cx6="http://schemas.microsoft.com/office/drawing/2016/5/12/chartex" xmlns:cx7="http://schemas.microsoft.com/office/drawing/2016/5/13/chartex" xmlns:cx8="http://schemas.microsoft.com/office/drawing/2016/5/14/chartex" xmlns:mc="http://schemas.openxmlformats.org/markup-compatibility/2006" xmlns:aink="http://schemas.microsoft.com/office/drawing/2016/ink" xmlns:am3d="http://schemas.microsoft.com/office/drawing/2017/model3d" xmlns:o="urn:schemas-microsoft-com:office:office" xmlns:oel="http://schemas.microsoft.com/office/2019/extlst" xmlns:r="http://schemas.openxmlformats.org/officeDocument/2006/relationships" xmlns:m="http://schemas.openxmlformats.org/officeDocument/2006/math" xmlns:v="urn:schemas-microsoft-com:vml" xmlns:wp14="http://schemas.microsoft.com/office/word/2010/wordprocessingDrawing" xmlns:wp="http://schemas.openxmlformats.org/drawingml/2006/wordprocessingDrawing" xmlns:w10="urn:schemas-microsoft-com:office:word" xmlns:w="http://schemas.openxmlformats.org/wordprocessingml/2006/main" xmlns:w14="http://schemas.microsoft.com/office/word/2010/wordml" xmlns:w15="http://schemas.microsoft.com/office/word/2012/wordml" xmlns:w16cex="http://schemas.microsoft.com/office/word/2018/wordml/cex" xmlns:w16cid="http://schemas.microsoft.com/office/word/2016/wordml/cid" xmlns:w16="http://schemas.microsoft.com/office/word/2018/wordml" xmlns:w16du="http://schemas.microsoft.com/office/word/2023/wordml/word16du" xmlns:w16sdtdh="http://schemas.microsoft.com/office/word/2020/wordml/sdtdatahash" xmlns:w16sdtfl="http://schemas.microsoft.com/office/word/2024/wordml/sdtformatlock" xmlns:w16se="http://schemas.microsoft.com/office/word/2015/wordml/symex" xmlns:wpg="http://schemas.microsoft.com/office/word/2010/wordprocessingGroup" xmlns:wpi="http://schemas.microsoft.com/office/word/2010/wordprocessingInk" xmlns:wne="http://schemas.microsoft.com/office/word/2006/wordml" xmlns:wps="http://schemas.microsoft.com/office/word/2010/wordprocessingShape" mc:Ignorable="w14 w15 w16se w16cid w16 w16cex w16sdtdh w16sdtfl w16du wp14">
+  <w:p>
+    <w:pPr>
+      <w:pStyle w:val="Footer"/>
+      <w:jc w:val="right"/>
+    </w:pPr>
+    <w:r>
+      <w:t xml:space="preserve">PAGE: </w:t>
+    </w:r>
+    <w:sdt>
+      <w:sdtPr>
+        <w:id w:val="839207961"/>
+        <w:docPartObj>
+          <w:docPartGallery w:val="Page Numbers (Bottom of Page)"/>
+          <w:docPartUnique/>
+        </w:docPartObj>
+      </w:sdtPr>
+      <w:sdtEndPr>
+        <w:rPr>
+          <w:noProof/>
+        </w:rPr>
+      </w:sdtEndPr>
+      <w:sdtContent>
+        <w:r>
+          <w:fldChar w:fldCharType="begin"/>
+        </w:r>
+        <w:r>
+          <w:instrText xml:space="preserve"> PAGE   \* MERGEFORMAT </w:instrText>
+        </w:r>
+        <w:r>
+          <w:fldChar w:fldCharType="separate"/>
+        </w:r>
+        <w:r>
+          <w:rPr>
+            <w:noProof/>
+          </w:rPr>
+          <w:t>2</w:t>
+        </w:r>
+        <w:r>
+          <w:rPr>
+            <w:noProof/>
+          </w:rPr>
+          <w:fldChar w:fldCharType="end"/>
+        </w:r>
+      </w:sdtContent>
+    </w:sdt>
+  </w:p>
+  <w:p>
+    <w:pPr>
+      <w:pStyle w:val="Footer"/>
+    </w:pPr>
+  </w:p>
+</w:ftr>
+</file>
+
+<file path=word/footnotes.xml><?xml version="1.0" encoding="utf-8"?>
+<w:footnotes xmlns:wpc="http://schemas.microsoft.com/office/word/2010/wordprocessingCanvas" xmlns:cx="http://schemas.microsoft.com/office/drawing/2014/chartex" xmlns:cx1="http://schemas.microsoft.com/office/drawing/2015/9/8/chartex" xmlns:cx2="http://schemas.microsoft.com/office/drawing/2015/10/21/chartex" xmlns:cx3="http://schemas.microsoft.com/office/drawing/2016/5/9/chartex" xmlns:cx4="http://schemas.microsoft.com/office/drawing/2016/5/10/chartex" xmlns:cx5="http://schemas.microsoft.com/office/drawing/2016/5/11/chartex" xmlns:cx6="http://schemas.microsoft.com/office/drawing/2016/5/12/chartex" xmlns:cx7="http://schemas.microsoft.com/office/drawing/2016/5/13/chartex" xmlns:cx8="http://schemas.microsoft.com/office/drawing/2016/5/14/chartex" xmlns:mc="http://schemas.openxmlformats.org/markup-compatibility/2006" xmlns:aink="http://schemas.microsoft.com/office/drawing/2016/ink" xmlns:am3d="http://schemas.microsoft.com/office/drawing/2017/model3d" xmlns:o="urn:schemas-microsoft-com:office:office" xmlns:oel="http://schemas.microsoft.com/office/2019/extlst" xmlns:r="http://schemas.openxmlformats.org/officeDocument/2006/relationships" xmlns:m="http://schemas.openxmlformats.org/officeDocument/2006/math" xmlns:v="urn:schemas-microsoft-com:vml" xmlns:wp14="http://schemas.microsoft.com/office/word/2010/wordprocessingDrawing" xmlns:wp="http://schemas.openxmlformats.org/drawingml/2006/wordprocessingDrawing" xmlns:w10="urn:schemas-microsoft-com:office:word" xmlns:w="http://schemas.openxmlformats.org/wordprocessingml/2006/main" xmlns:w14="http://schemas.microsoft.com/office/word/2010/wordml" xmlns:w15="http://schemas.microsoft.com/office/word/2012/wordml" xmlns:w16cex="http://schemas.microsoft.com/office/word/2018/wordml/cex" xmlns:w16cid="http://schemas.microsoft.com/office/word/2016/wordml/cid" xmlns:w16="http://schemas.microsoft.com/office/word/2018/wordml" xmlns:w16du="http://schemas.microsoft.com/office/word/2023/wordml/word16du" xmlns:w16sdtdh="http://schemas.microsoft.com/office/word/2020/wordml/sdtdatahash" xmlns:w16sdtfl="http://schemas.microsoft.com/office/word/2024/wordml/sdtformatlock" xmlns:w16se="http://schemas.microsoft.com/office/word/2015/wordml/symex" xmlns:wpg="http://schemas.microsoft.com/office/word/2010/wordprocessingGroup" xmlns:wpi="http://schemas.microsoft.com/office/word/2010/wordprocessingInk" xmlns:wne="http://schemas.microsoft.com/office/word/2006/wordml" xmlns:wps="http://schemas.microsoft.com/office/word/2010/wordprocessingShape" mc:Ignorable="w14 w15 w16se w16cid w16 w16cex w16sdtdh w16sdtfl w16du wp14">
+  <w:footnote w:type="separator" w:id="-1">
+    <w:p>
+      <w:pPr>
+        <w:spacing w:after="0" w:line="240" w:lineRule="auto"/>
+      </w:pPr>
+      <w:r>
+        <w:separator/>
+      </w:r>
+    </w:p>
+  </w:footnote>
+  <w:footnote w:type="continuationSeparator" w:id="0">
+    <w:p>
+      <w:pPr>
+        <w:spacing w:after="0" w:line="240" w:lineRule="auto"/>
+      </w:pPr>
+      <w:r>
+        <w:continuationSeparator/>
+      </w:r>
+    </w:p>
+  </w:footnote>
+</w:footnotes>
+</file>
+
 <file path=word/numbering.xml><?xml version="1.0" encoding="utf-8"?>
 <w:numbering xmlns:wpc="http://schemas.microsoft.com/office/word/2010/wordprocessingCanvas" xmlns:cx="http://schemas.microsoft.com/office/drawing/2014/chartex" xmlns:cx1="http://schemas.microsoft.com/office/drawing/2015/9/8/chartex" xmlns:cx2="http://schemas.microsoft.com/office/drawing/2015/10/21/chartex" xmlns:cx3="http://schemas.microsoft.com/office/drawing/2016/5/9/chartex" xmlns:cx4="http://schemas.microsoft.com/office/drawing/2016/5/10/chartex" xmlns:cx5="http://schemas.microsoft.com/office/drawing/2016/5/11/chartex" xmlns:cx6="http://schemas.microsoft.com/office/drawing/2016/5/12/chartex" xmlns:cx7="http://schemas.microsoft.com/office/drawing/2016/5/13/chartex" xmlns:cx8="http://schemas.microsoft.com/office/drawing/2016/5/14/chartex" xmlns:mc="http://schemas.openxmlformats.org/markup-compatibility/2006" xmlns:aink="http://schemas.microsoft.com/office/drawing/2016/ink" xmlns:am3d="http://schemas.microsoft.com/office/drawing/2017/model3d" xmlns:o="urn:schemas-microsoft-com:office:office" xmlns:oel="http://schemas.microsoft.com/office/2019/extlst" xmlns:r="http://schemas.openxmlformats.org/officeDocument/2006/relationships" xmlns:m="http://schemas.openxmlformats.org/officeDocument/2006/math" xmlns:v="urn:schemas-microsoft-com:vml" xmlns:wp14="http://schemas.microsoft.com/office/word/2010/wordprocessingDrawing" xmlns:wp="http://schemas.openxmlformats.org/drawingml/2006/wordprocessingDrawing" xmlns:w10="urn:schemas-microsoft-com:office:word" xmlns:w="http://schemas.openxmlformats.org/wordprocessingml/2006/main" xmlns:w14="http://schemas.microsoft.com/office/word/2010/wordml" xmlns:w15="http://schemas.microsoft.com/office/word/2012/wordml" xmlns:w16cex="http://schemas.microsoft.com/office/word/2018/wordml/cex" xmlns:w16cid="http://schemas.microsoft.com/office/word/2016/wordml/cid" xmlns:w16="http://schemas.microsoft.com/office/word/2018/wordml" xmlns:w16du="http://schemas.microsoft.com/office/word/2023/wordml/word16du" xmlns:w16sdtdh="http://schemas.microsoft.com/office/word/2020/wordml/sdtdatahash" xmlns:w16sdtfl="http://schemas.microsoft.com/office/word/2024/wordml/sdtformatlock" xmlns:w16se="http://schemas.microsoft.com/office/word/2015/wordml/symex" xmlns:wpg="http://schemas.microsoft.com/office/word/2010/wordprocessingGroup" xmlns:wpi="http://schemas.microsoft.com/office/word/2010/wordprocessingInk" xmlns:wne="http://schemas.microsoft.com/office/word/2006/wordml" xmlns:wps="http://schemas.microsoft.com/office/word/2010/wordprocessingShape" mc:Ignorable="w14 w15 w16se w16cid w16 w16cex w16sdtdh w16sdtfl w16du wp14">
   <w:abstractNum w:abstractNumId="0" w15:restartNumberingAfterBreak="0">
+    <w:nsid w:val="0922056D"/>
+    <w:multiLevelType w:val="multilevel"/>
+    <w:tmpl w:val="CA7A4D38"/>
+    <w:lvl w:ilvl="0">
+      <w:start w:val="1"/>
+      <w:numFmt w:val="bullet"/>
+      <w:lvlText w:val=""/>
+      <w:lvlJc w:val="left"/>
+      <w:pPr>
+        <w:tabs>
+          <w:tab w:val="num" w:pos="720"/>
+        </w:tabs>
+        <w:ind w:left="720" w:hanging="360"/>
+      </w:pPr>
+      <w:rPr>
+        <w:rFonts w:ascii="Symbol" w:hAnsi="Symbol" w:hint="default"/>
+        <w:sz w:val="20"/>
+      </w:rPr>
+    </w:lvl>
+    <w:lvl w:ilvl="1">
+      <w:start w:val="1"/>
+      <w:numFmt w:val="bullet"/>
+      <w:lvlText w:val="o"/>
+      <w:lvlJc w:val="left"/>
+      <w:pPr>
+        <w:tabs>
+          <w:tab w:val="num" w:pos="1440"/>
+        </w:tabs>
+        <w:ind w:left="1440" w:hanging="360"/>
+      </w:pPr>
+      <w:rPr>
+        <w:rFonts w:ascii="Courier New" w:hAnsi="Courier New" w:hint="default"/>
+        <w:sz w:val="20"/>
+      </w:rPr>
+    </w:lvl>
+    <w:lvl w:ilvl="2" w:tentative="1">
+      <w:start w:val="1"/>
+      <w:numFmt w:val="bullet"/>
+      <w:lvlText w:val=""/>
+      <w:lvlJc w:val="left"/>
+      <w:pPr>
+        <w:tabs>
+          <w:tab w:val="num" w:pos="2160"/>
+        </w:tabs>
+        <w:ind w:left="2160" w:hanging="360"/>
+      </w:pPr>
+      <w:rPr>
+        <w:rFonts w:ascii="Wingdings" w:hAnsi="Wingdings" w:hint="default"/>
+        <w:sz w:val="20"/>
+      </w:rPr>
+    </w:lvl>
+    <w:lvl w:ilvl="3" w:tentative="1">
+      <w:start w:val="1"/>
+      <w:numFmt w:val="bullet"/>
+      <w:lvlText w:val=""/>
+      <w:lvlJc w:val="left"/>
+      <w:pPr>
+        <w:tabs>
+          <w:tab w:val="num" w:pos="2880"/>
+        </w:tabs>
+        <w:ind w:left="2880" w:hanging="360"/>
+      </w:pPr>
+      <w:rPr>
+        <w:rFonts w:ascii="Wingdings" w:hAnsi="Wingdings" w:hint="default"/>
+        <w:sz w:val="20"/>
+      </w:rPr>
+    </w:lvl>
+    <w:lvl w:ilvl="4" w:tentative="1">
+      <w:start w:val="1"/>
+      <w:numFmt w:val="bullet"/>
+      <w:lvlText w:val=""/>
+      <w:lvlJc w:val="left"/>
+      <w:pPr>
+        <w:tabs>
+          <w:tab w:val="num" w:pos="3600"/>
+        </w:tabs>
+        <w:ind w:left="3600" w:hanging="360"/>
+      </w:pPr>
+      <w:rPr>
+        <w:rFonts w:ascii="Wingdings" w:hAnsi="Wingdings" w:hint="default"/>
+        <w:sz w:val="20"/>
+      </w:rPr>
+    </w:lvl>
+    <w:lvl w:ilvl="5" w:tentative="1">
+      <w:start w:val="1"/>
+      <w:numFmt w:val="bullet"/>
+      <w:lvlText w:val=""/>
+      <w:lvlJc w:val="left"/>
+      <w:pPr>
+        <w:tabs>
+          <w:tab w:val="num" w:pos="4320"/>
+        </w:tabs>
+        <w:ind w:left="4320" w:hanging="360"/>
+      </w:pPr>
+      <w:rPr>
+        <w:rFonts w:ascii="Wingdings" w:hAnsi="Wingdings" w:hint="default"/>
+        <w:sz w:val="20"/>
+      </w:rPr>
+    </w:lvl>
+    <w:lvl w:ilvl="6" w:tentative="1">
+      <w:start w:val="1"/>
+      <w:numFmt w:val="bullet"/>
+      <w:lvlText w:val=""/>
+      <w:lvlJc w:val="left"/>
+      <w:pPr>
+        <w:tabs>
+          <w:tab w:val="num" w:pos="5040"/>
+        </w:tabs>
+        <w:ind w:left="5040" w:hanging="360"/>
+      </w:pPr>
+      <w:rPr>
+        <w:rFonts w:ascii="Wingdings" w:hAnsi="Wingdings" w:hint="default"/>
+        <w:sz w:val="20"/>
+      </w:rPr>
+    </w:lvl>
+    <w:lvl w:ilvl="7" w:tentative="1">
+      <w:start w:val="1"/>
+      <w:numFmt w:val="bullet"/>
+      <w:lvlText w:val=""/>
+      <w:lvlJc w:val="left"/>
+      <w:pPr>
+        <w:tabs>
+          <w:tab w:val="num" w:pos="5760"/>
+        </w:tabs>
+        <w:ind w:left="5760" w:hanging="360"/>
+      </w:pPr>
+      <w:rPr>
+        <w:rFonts w:ascii="Wingdings" w:hAnsi="Wingdings" w:hint="default"/>
+        <w:sz w:val="20"/>
+      </w:rPr>
+    </w:lvl>
+    <w:lvl w:ilvl="8" w:tentative="1">
+      <w:start w:val="1"/>
+      <w:numFmt w:val="bullet"/>
+      <w:lvlText w:val=""/>
+      <w:lvlJc w:val="left"/>
+      <w:pPr>
+        <w:tabs>
+          <w:tab w:val="num" w:pos="6480"/>
+        </w:tabs>
+        <w:ind w:left="6480" w:hanging="360"/>
+      </w:pPr>
+      <w:rPr>
+        <w:rFonts w:ascii="Wingdings" w:hAnsi="Wingdings" w:hint="default"/>
+        <w:sz w:val="20"/>
+      </w:rPr>
+    </w:lvl>
+  </w:abstractNum>
+  <w:abstractNum w:abstractNumId="1" w15:restartNumberingAfterBreak="0">
     <w:nsid w:val="0CC5168A"/>
     <w:multiLevelType w:val="multilevel"/>
     <w:tmpl w:val="E5881AC0"/>
@@ -626,7 +1302,7 @@
       </w:rPr>
     </w:lvl>
   </w:abstractNum>
-  <w:abstractNum w:abstractNumId="1" w15:restartNumberingAfterBreak="0">
+  <w:abstractNum w:abstractNumId="2" w15:restartNumberingAfterBreak="0">
     <w:nsid w:val="0EE170EB"/>
     <w:multiLevelType w:val="multilevel"/>
     <w:tmpl w:val="7218A110"/>
@@ -775,7 +1451,305 @@
       </w:rPr>
     </w:lvl>
   </w:abstractNum>
-  <w:abstractNum w:abstractNumId="2" w15:restartNumberingAfterBreak="0">
+  <w:abstractNum w:abstractNumId="3" w15:restartNumberingAfterBreak="0">
+    <w:nsid w:val="241A3F15"/>
+    <w:multiLevelType w:val="multilevel"/>
+    <w:tmpl w:val="87AAEA0E"/>
+    <w:lvl w:ilvl="0">
+      <w:start w:val="1"/>
+      <w:numFmt w:val="bullet"/>
+      <w:lvlText w:val=""/>
+      <w:lvlJc w:val="left"/>
+      <w:pPr>
+        <w:tabs>
+          <w:tab w:val="num" w:pos="720"/>
+        </w:tabs>
+        <w:ind w:left="720" w:hanging="360"/>
+      </w:pPr>
+      <w:rPr>
+        <w:rFonts w:ascii="Symbol" w:hAnsi="Symbol" w:hint="default"/>
+        <w:sz w:val="20"/>
+      </w:rPr>
+    </w:lvl>
+    <w:lvl w:ilvl="1" w:tentative="1">
+      <w:start w:val="1"/>
+      <w:numFmt w:val="bullet"/>
+      <w:lvlText w:val="o"/>
+      <w:lvlJc w:val="left"/>
+      <w:pPr>
+        <w:tabs>
+          <w:tab w:val="num" w:pos="1440"/>
+        </w:tabs>
+        <w:ind w:left="1440" w:hanging="360"/>
+      </w:pPr>
+      <w:rPr>
+        <w:rFonts w:ascii="Courier New" w:hAnsi="Courier New" w:hint="default"/>
+        <w:sz w:val="20"/>
+      </w:rPr>
+    </w:lvl>
+    <w:lvl w:ilvl="2" w:tentative="1">
+      <w:start w:val="1"/>
+      <w:numFmt w:val="bullet"/>
+      <w:lvlText w:val=""/>
+      <w:lvlJc w:val="left"/>
+      <w:pPr>
+        <w:tabs>
+          <w:tab w:val="num" w:pos="2160"/>
+        </w:tabs>
+        <w:ind w:left="2160" w:hanging="360"/>
+      </w:pPr>
+      <w:rPr>
+        <w:rFonts w:ascii="Wingdings" w:hAnsi="Wingdings" w:hint="default"/>
+        <w:sz w:val="20"/>
+      </w:rPr>
+    </w:lvl>
+    <w:lvl w:ilvl="3" w:tentative="1">
+      <w:start w:val="1"/>
+      <w:numFmt w:val="bullet"/>
+      <w:lvlText w:val=""/>
+      <w:lvlJc w:val="left"/>
+      <w:pPr>
+        <w:tabs>
+          <w:tab w:val="num" w:pos="2880"/>
+        </w:tabs>
+        <w:ind w:left="2880" w:hanging="360"/>
+      </w:pPr>
+      <w:rPr>
+        <w:rFonts w:ascii="Wingdings" w:hAnsi="Wingdings" w:hint="default"/>
+        <w:sz w:val="20"/>
+      </w:rPr>
+    </w:lvl>
+    <w:lvl w:ilvl="4" w:tentative="1">
+      <w:start w:val="1"/>
+      <w:numFmt w:val="bullet"/>
+      <w:lvlText w:val=""/>
+      <w:lvlJc w:val="left"/>
+      <w:pPr>
+        <w:tabs>
+          <w:tab w:val="num" w:pos="3600"/>
+        </w:tabs>
+        <w:ind w:left="3600" w:hanging="360"/>
+      </w:pPr>
+      <w:rPr>
+        <w:rFonts w:ascii="Wingdings" w:hAnsi="Wingdings" w:hint="default"/>
+        <w:sz w:val="20"/>
+      </w:rPr>
+    </w:lvl>
+    <w:lvl w:ilvl="5" w:tentative="1">
+      <w:start w:val="1"/>
+      <w:numFmt w:val="bullet"/>
+      <w:lvlText w:val=""/>
+      <w:lvlJc w:val="left"/>
+      <w:pPr>
+        <w:tabs>
+          <w:tab w:val="num" w:pos="4320"/>
+        </w:tabs>
+        <w:ind w:left="4320" w:hanging="360"/>
+      </w:pPr>
+      <w:rPr>
+        <w:rFonts w:ascii="Wingdings" w:hAnsi="Wingdings" w:hint="default"/>
+        <w:sz w:val="20"/>
+      </w:rPr>
+    </w:lvl>
+    <w:lvl w:ilvl="6" w:tentative="1">
+      <w:start w:val="1"/>
+      <w:numFmt w:val="bullet"/>
+      <w:lvlText w:val=""/>
+      <w:lvlJc w:val="left"/>
+      <w:pPr>
+        <w:tabs>
+          <w:tab w:val="num" w:pos="5040"/>
+        </w:tabs>
+        <w:ind w:left="5040" w:hanging="360"/>
+      </w:pPr>
+      <w:rPr>
+        <w:rFonts w:ascii="Wingdings" w:hAnsi="Wingdings" w:hint="default"/>
+        <w:sz w:val="20"/>
+      </w:rPr>
+    </w:lvl>
+    <w:lvl w:ilvl="7" w:tentative="1">
+      <w:start w:val="1"/>
+      <w:numFmt w:val="bullet"/>
+      <w:lvlText w:val=""/>
+      <w:lvlJc w:val="left"/>
+      <w:pPr>
+        <w:tabs>
+          <w:tab w:val="num" w:pos="5760"/>
+        </w:tabs>
+        <w:ind w:left="5760" w:hanging="360"/>
+      </w:pPr>
+      <w:rPr>
+        <w:rFonts w:ascii="Wingdings" w:hAnsi="Wingdings" w:hint="default"/>
+        <w:sz w:val="20"/>
+      </w:rPr>
+    </w:lvl>
+    <w:lvl w:ilvl="8" w:tentative="1">
+      <w:start w:val="1"/>
+      <w:numFmt w:val="bullet"/>
+      <w:lvlText w:val=""/>
+      <w:lvlJc w:val="left"/>
+      <w:pPr>
+        <w:tabs>
+          <w:tab w:val="num" w:pos="6480"/>
+        </w:tabs>
+        <w:ind w:left="6480" w:hanging="360"/>
+      </w:pPr>
+      <w:rPr>
+        <w:rFonts w:ascii="Wingdings" w:hAnsi="Wingdings" w:hint="default"/>
+        <w:sz w:val="20"/>
+      </w:rPr>
+    </w:lvl>
+  </w:abstractNum>
+  <w:abstractNum w:abstractNumId="4" w15:restartNumberingAfterBreak="0">
+    <w:nsid w:val="288D5163"/>
+    <w:multiLevelType w:val="multilevel"/>
+    <w:tmpl w:val="201AE74C"/>
+    <w:lvl w:ilvl="0">
+      <w:start w:val="1"/>
+      <w:numFmt w:val="bullet"/>
+      <w:lvlText w:val=""/>
+      <w:lvlJc w:val="left"/>
+      <w:pPr>
+        <w:tabs>
+          <w:tab w:val="num" w:pos="720"/>
+        </w:tabs>
+        <w:ind w:left="720" w:hanging="360"/>
+      </w:pPr>
+      <w:rPr>
+        <w:rFonts w:ascii="Symbol" w:hAnsi="Symbol" w:hint="default"/>
+        <w:sz w:val="20"/>
+      </w:rPr>
+    </w:lvl>
+    <w:lvl w:ilvl="1" w:tentative="1">
+      <w:start w:val="1"/>
+      <w:numFmt w:val="bullet"/>
+      <w:lvlText w:val="o"/>
+      <w:lvlJc w:val="left"/>
+      <w:pPr>
+        <w:tabs>
+          <w:tab w:val="num" w:pos="1440"/>
+        </w:tabs>
+        <w:ind w:left="1440" w:hanging="360"/>
+      </w:pPr>
+      <w:rPr>
+        <w:rFonts w:ascii="Courier New" w:hAnsi="Courier New" w:hint="default"/>
+        <w:sz w:val="20"/>
+      </w:rPr>
+    </w:lvl>
+    <w:lvl w:ilvl="2" w:tentative="1">
+      <w:start w:val="1"/>
+      <w:numFmt w:val="bullet"/>
+      <w:lvlText w:val=""/>
+      <w:lvlJc w:val="left"/>
+      <w:pPr>
+        <w:tabs>
+          <w:tab w:val="num" w:pos="2160"/>
+        </w:tabs>
+        <w:ind w:left="2160" w:hanging="360"/>
+      </w:pPr>
+      <w:rPr>
+        <w:rFonts w:ascii="Wingdings" w:hAnsi="Wingdings" w:hint="default"/>
+        <w:sz w:val="20"/>
+      </w:rPr>
+    </w:lvl>
+    <w:lvl w:ilvl="3" w:tentative="1">
+      <w:start w:val="1"/>
+      <w:numFmt w:val="bullet"/>
+      <w:lvlText w:val=""/>
+      <w:lvlJc w:val="left"/>
+      <w:pPr>
+        <w:tabs>
+          <w:tab w:val="num" w:pos="2880"/>
+        </w:tabs>
+        <w:ind w:left="2880" w:hanging="360"/>
+      </w:pPr>
+      <w:rPr>
+        <w:rFonts w:ascii="Wingdings" w:hAnsi="Wingdings" w:hint="default"/>
+        <w:sz w:val="20"/>
+      </w:rPr>
+    </w:lvl>
+    <w:lvl w:ilvl="4" w:tentative="1">
+      <w:start w:val="1"/>
+      <w:numFmt w:val="bullet"/>
+      <w:lvlText w:val=""/>
+      <w:lvlJc w:val="left"/>
+      <w:pPr>
+        <w:tabs>
+          <w:tab w:val="num" w:pos="3600"/>
+        </w:tabs>
+        <w:ind w:left="3600" w:hanging="360"/>
+      </w:pPr>
+      <w:rPr>
+        <w:rFonts w:ascii="Wingdings" w:hAnsi="Wingdings" w:hint="default"/>
+        <w:sz w:val="20"/>
+      </w:rPr>
+    </w:lvl>
+    <w:lvl w:ilvl="5" w:tentative="1">
+      <w:start w:val="1"/>
+      <w:numFmt w:val="bullet"/>
+      <w:lvlText w:val=""/>
+      <w:lvlJc w:val="left"/>
+      <w:pPr>
+        <w:tabs>
+          <w:tab w:val="num" w:pos="4320"/>
+        </w:tabs>
+        <w:ind w:left="4320" w:hanging="360"/>
+      </w:pPr>
+      <w:rPr>
+        <w:rFonts w:ascii="Wingdings" w:hAnsi="Wingdings" w:hint="default"/>
+        <w:sz w:val="20"/>
+      </w:rPr>
+    </w:lvl>
+    <w:lvl w:ilvl="6" w:tentative="1">
+      <w:start w:val="1"/>
+      <w:numFmt w:val="bullet"/>
+      <w:lvlText w:val=""/>
+      <w:lvlJc w:val="left"/>
+      <w:pPr>
+        <w:tabs>
+          <w:tab w:val="num" w:pos="5040"/>
+        </w:tabs>
+        <w:ind w:left="5040" w:hanging="360"/>
+      </w:pPr>
+      <w:rPr>
+        <w:rFonts w:ascii="Wingdings" w:hAnsi="Wingdings" w:hint="default"/>
+        <w:sz w:val="20"/>
+      </w:rPr>
+    </w:lvl>
+    <w:lvl w:ilvl="7" w:tentative="1">
+      <w:start w:val="1"/>
+      <w:numFmt w:val="bullet"/>
+      <w:lvlText w:val=""/>
+      <w:lvlJc w:val="left"/>
+      <w:pPr>
+        <w:tabs>
+          <w:tab w:val="num" w:pos="5760"/>
+        </w:tabs>
+        <w:ind w:left="5760" w:hanging="360"/>
+      </w:pPr>
+      <w:rPr>
+        <w:rFonts w:ascii="Wingdings" w:hAnsi="Wingdings" w:hint="default"/>
+        <w:sz w:val="20"/>
+      </w:rPr>
+    </w:lvl>
+    <w:lvl w:ilvl="8" w:tentative="1">
+      <w:start w:val="1"/>
+      <w:numFmt w:val="bullet"/>
+      <w:lvlText w:val=""/>
+      <w:lvlJc w:val="left"/>
+      <w:pPr>
+        <w:tabs>
+          <w:tab w:val="num" w:pos="6480"/>
+        </w:tabs>
+        <w:ind w:left="6480" w:hanging="360"/>
+      </w:pPr>
+      <w:rPr>
+        <w:rFonts w:ascii="Wingdings" w:hAnsi="Wingdings" w:hint="default"/>
+        <w:sz w:val="20"/>
+      </w:rPr>
+    </w:lvl>
+  </w:abstractNum>
+  <w:abstractNum w:abstractNumId="5" w15:restartNumberingAfterBreak="0">
     <w:nsid w:val="2C5B494B"/>
     <w:multiLevelType w:val="multilevel"/>
     <w:tmpl w:val="EF84427A"/>
@@ -924,7 +1898,156 @@
       </w:rPr>
     </w:lvl>
   </w:abstractNum>
-  <w:abstractNum w:abstractNumId="3" w15:restartNumberingAfterBreak="0">
+  <w:abstractNum w:abstractNumId="6" w15:restartNumberingAfterBreak="0">
+    <w:nsid w:val="331F6094"/>
+    <w:multiLevelType w:val="multilevel"/>
+    <w:tmpl w:val="CC906B7E"/>
+    <w:lvl w:ilvl="0">
+      <w:start w:val="1"/>
+      <w:numFmt w:val="bullet"/>
+      <w:lvlText w:val=""/>
+      <w:lvlJc w:val="left"/>
+      <w:pPr>
+        <w:tabs>
+          <w:tab w:val="num" w:pos="720"/>
+        </w:tabs>
+        <w:ind w:left="720" w:hanging="360"/>
+      </w:pPr>
+      <w:rPr>
+        <w:rFonts w:ascii="Symbol" w:hAnsi="Symbol" w:hint="default"/>
+        <w:sz w:val="20"/>
+      </w:rPr>
+    </w:lvl>
+    <w:lvl w:ilvl="1" w:tentative="1">
+      <w:start w:val="1"/>
+      <w:numFmt w:val="bullet"/>
+      <w:lvlText w:val="o"/>
+      <w:lvlJc w:val="left"/>
+      <w:pPr>
+        <w:tabs>
+          <w:tab w:val="num" w:pos="1440"/>
+        </w:tabs>
+        <w:ind w:left="1440" w:hanging="360"/>
+      </w:pPr>
+      <w:rPr>
+        <w:rFonts w:ascii="Courier New" w:hAnsi="Courier New" w:hint="default"/>
+        <w:sz w:val="20"/>
+      </w:rPr>
+    </w:lvl>
+    <w:lvl w:ilvl="2" w:tentative="1">
+      <w:start w:val="1"/>
+      <w:numFmt w:val="bullet"/>
+      <w:lvlText w:val=""/>
+      <w:lvlJc w:val="left"/>
+      <w:pPr>
+        <w:tabs>
+          <w:tab w:val="num" w:pos="2160"/>
+        </w:tabs>
+        <w:ind w:left="2160" w:hanging="360"/>
+      </w:pPr>
+      <w:rPr>
+        <w:rFonts w:ascii="Wingdings" w:hAnsi="Wingdings" w:hint="default"/>
+        <w:sz w:val="20"/>
+      </w:rPr>
+    </w:lvl>
+    <w:lvl w:ilvl="3" w:tentative="1">
+      <w:start w:val="1"/>
+      <w:numFmt w:val="bullet"/>
+      <w:lvlText w:val=""/>
+      <w:lvlJc w:val="left"/>
+      <w:pPr>
+        <w:tabs>
+          <w:tab w:val="num" w:pos="2880"/>
+        </w:tabs>
+        <w:ind w:left="2880" w:hanging="360"/>
+      </w:pPr>
+      <w:rPr>
+        <w:rFonts w:ascii="Wingdings" w:hAnsi="Wingdings" w:hint="default"/>
+        <w:sz w:val="20"/>
+      </w:rPr>
+    </w:lvl>
+    <w:lvl w:ilvl="4" w:tentative="1">
+      <w:start w:val="1"/>
+      <w:numFmt w:val="bullet"/>
+      <w:lvlText w:val=""/>
+      <w:lvlJc w:val="left"/>
+      <w:pPr>
+        <w:tabs>
+          <w:tab w:val="num" w:pos="3600"/>
+        </w:tabs>
+        <w:ind w:left="3600" w:hanging="360"/>
+      </w:pPr>
+      <w:rPr>
+        <w:rFonts w:ascii="Wingdings" w:hAnsi="Wingdings" w:hint="default"/>
+        <w:sz w:val="20"/>
+      </w:rPr>
+    </w:lvl>
+    <w:lvl w:ilvl="5" w:tentative="1">
+      <w:start w:val="1"/>
+      <w:numFmt w:val="bullet"/>
+      <w:lvlText w:val=""/>
+      <w:lvlJc w:val="left"/>
+      <w:pPr>
+        <w:tabs>
+          <w:tab w:val="num" w:pos="4320"/>
+        </w:tabs>
+        <w:ind w:left="4320" w:hanging="360"/>
+      </w:pPr>
+      <w:rPr>
+        <w:rFonts w:ascii="Wingdings" w:hAnsi="Wingdings" w:hint="default"/>
+        <w:sz w:val="20"/>
+      </w:rPr>
+    </w:lvl>
+    <w:lvl w:ilvl="6" w:tentative="1">
+      <w:start w:val="1"/>
+      <w:numFmt w:val="bullet"/>
+      <w:lvlText w:val=""/>
+      <w:lvlJc w:val="left"/>
+      <w:pPr>
+        <w:tabs>
+          <w:tab w:val="num" w:pos="5040"/>
+        </w:tabs>
+        <w:ind w:left="5040" w:hanging="360"/>
+      </w:pPr>
+      <w:rPr>
+        <w:rFonts w:ascii="Wingdings" w:hAnsi="Wingdings" w:hint="default"/>
+        <w:sz w:val="20"/>
+      </w:rPr>
+    </w:lvl>
+    <w:lvl w:ilvl="7" w:tentative="1">
+      <w:start w:val="1"/>
+      <w:numFmt w:val="bullet"/>
+      <w:lvlText w:val=""/>
+      <w:lvlJc w:val="left"/>
+      <w:pPr>
+        <w:tabs>
+          <w:tab w:val="num" w:pos="5760"/>
+        </w:tabs>
+        <w:ind w:left="5760" w:hanging="360"/>
+      </w:pPr>
+      <w:rPr>
+        <w:rFonts w:ascii="Wingdings" w:hAnsi="Wingdings" w:hint="default"/>
+        <w:sz w:val="20"/>
+      </w:rPr>
+    </w:lvl>
+    <w:lvl w:ilvl="8" w:tentative="1">
+      <w:start w:val="1"/>
+      <w:numFmt w:val="bullet"/>
+      <w:lvlText w:val=""/>
+      <w:lvlJc w:val="left"/>
+      <w:pPr>
+        <w:tabs>
+          <w:tab w:val="num" w:pos="6480"/>
+        </w:tabs>
+        <w:ind w:left="6480" w:hanging="360"/>
+      </w:pPr>
+      <w:rPr>
+        <w:rFonts w:ascii="Wingdings" w:hAnsi="Wingdings" w:hint="default"/>
+        <w:sz w:val="20"/>
+      </w:rPr>
+    </w:lvl>
+  </w:abstractNum>
+  <w:abstractNum w:abstractNumId="7" w15:restartNumberingAfterBreak="0">
     <w:nsid w:val="36437498"/>
     <w:multiLevelType w:val="multilevel"/>
     <w:tmpl w:val="5FF48AE6"/>
@@ -1073,7 +2196,305 @@
       </w:rPr>
     </w:lvl>
   </w:abstractNum>
-  <w:abstractNum w:abstractNumId="4" w15:restartNumberingAfterBreak="0">
+  <w:abstractNum w:abstractNumId="8" w15:restartNumberingAfterBreak="0">
+    <w:nsid w:val="4A7B192F"/>
+    <w:multiLevelType w:val="multilevel"/>
+    <w:tmpl w:val="A9747A52"/>
+    <w:lvl w:ilvl="0">
+      <w:start w:val="1"/>
+      <w:numFmt w:val="bullet"/>
+      <w:lvlText w:val=""/>
+      <w:lvlJc w:val="left"/>
+      <w:pPr>
+        <w:tabs>
+          <w:tab w:val="num" w:pos="720"/>
+        </w:tabs>
+        <w:ind w:left="720" w:hanging="360"/>
+      </w:pPr>
+      <w:rPr>
+        <w:rFonts w:ascii="Symbol" w:hAnsi="Symbol" w:hint="default"/>
+        <w:sz w:val="20"/>
+      </w:rPr>
+    </w:lvl>
+    <w:lvl w:ilvl="1" w:tentative="1">
+      <w:start w:val="1"/>
+      <w:numFmt w:val="bullet"/>
+      <w:lvlText w:val="o"/>
+      <w:lvlJc w:val="left"/>
+      <w:pPr>
+        <w:tabs>
+          <w:tab w:val="num" w:pos="1440"/>
+        </w:tabs>
+        <w:ind w:left="1440" w:hanging="360"/>
+      </w:pPr>
+      <w:rPr>
+        <w:rFonts w:ascii="Courier New" w:hAnsi="Courier New" w:hint="default"/>
+        <w:sz w:val="20"/>
+      </w:rPr>
+    </w:lvl>
+    <w:lvl w:ilvl="2" w:tentative="1">
+      <w:start w:val="1"/>
+      <w:numFmt w:val="bullet"/>
+      <w:lvlText w:val=""/>
+      <w:lvlJc w:val="left"/>
+      <w:pPr>
+        <w:tabs>
+          <w:tab w:val="num" w:pos="2160"/>
+        </w:tabs>
+        <w:ind w:left="2160" w:hanging="360"/>
+      </w:pPr>
+      <w:rPr>
+        <w:rFonts w:ascii="Wingdings" w:hAnsi="Wingdings" w:hint="default"/>
+        <w:sz w:val="20"/>
+      </w:rPr>
+    </w:lvl>
+    <w:lvl w:ilvl="3" w:tentative="1">
+      <w:start w:val="1"/>
+      <w:numFmt w:val="bullet"/>
+      <w:lvlText w:val=""/>
+      <w:lvlJc w:val="left"/>
+      <w:pPr>
+        <w:tabs>
+          <w:tab w:val="num" w:pos="2880"/>
+        </w:tabs>
+        <w:ind w:left="2880" w:hanging="360"/>
+      </w:pPr>
+      <w:rPr>
+        <w:rFonts w:ascii="Wingdings" w:hAnsi="Wingdings" w:hint="default"/>
+        <w:sz w:val="20"/>
+      </w:rPr>
+    </w:lvl>
+    <w:lvl w:ilvl="4" w:tentative="1">
+      <w:start w:val="1"/>
+      <w:numFmt w:val="bullet"/>
+      <w:lvlText w:val=""/>
+      <w:lvlJc w:val="left"/>
+      <w:pPr>
+        <w:tabs>
+          <w:tab w:val="num" w:pos="3600"/>
+        </w:tabs>
+        <w:ind w:left="3600" w:hanging="360"/>
+      </w:pPr>
+      <w:rPr>
+        <w:rFonts w:ascii="Wingdings" w:hAnsi="Wingdings" w:hint="default"/>
+        <w:sz w:val="20"/>
+      </w:rPr>
+    </w:lvl>
+    <w:lvl w:ilvl="5" w:tentative="1">
+      <w:start w:val="1"/>
+      <w:numFmt w:val="bullet"/>
+      <w:lvlText w:val=""/>
+      <w:lvlJc w:val="left"/>
+      <w:pPr>
+        <w:tabs>
+          <w:tab w:val="num" w:pos="4320"/>
+        </w:tabs>
+        <w:ind w:left="4320" w:hanging="360"/>
+      </w:pPr>
+      <w:rPr>
+        <w:rFonts w:ascii="Wingdings" w:hAnsi="Wingdings" w:hint="default"/>
+        <w:sz w:val="20"/>
+      </w:rPr>
+    </w:lvl>
+    <w:lvl w:ilvl="6" w:tentative="1">
+      <w:start w:val="1"/>
+      <w:numFmt w:val="bullet"/>
+      <w:lvlText w:val=""/>
+      <w:lvlJc w:val="left"/>
+      <w:pPr>
+        <w:tabs>
+          <w:tab w:val="num" w:pos="5040"/>
+        </w:tabs>
+        <w:ind w:left="5040" w:hanging="360"/>
+      </w:pPr>
+      <w:rPr>
+        <w:rFonts w:ascii="Wingdings" w:hAnsi="Wingdings" w:hint="default"/>
+        <w:sz w:val="20"/>
+      </w:rPr>
+    </w:lvl>
+    <w:lvl w:ilvl="7" w:tentative="1">
+      <w:start w:val="1"/>
+      <w:numFmt w:val="bullet"/>
+      <w:lvlText w:val=""/>
+      <w:lvlJc w:val="left"/>
+      <w:pPr>
+        <w:tabs>
+          <w:tab w:val="num" w:pos="5760"/>
+        </w:tabs>
+        <w:ind w:left="5760" w:hanging="360"/>
+      </w:pPr>
+      <w:rPr>
+        <w:rFonts w:ascii="Wingdings" w:hAnsi="Wingdings" w:hint="default"/>
+        <w:sz w:val="20"/>
+      </w:rPr>
+    </w:lvl>
+    <w:lvl w:ilvl="8" w:tentative="1">
+      <w:start w:val="1"/>
+      <w:numFmt w:val="bullet"/>
+      <w:lvlText w:val=""/>
+      <w:lvlJc w:val="left"/>
+      <w:pPr>
+        <w:tabs>
+          <w:tab w:val="num" w:pos="6480"/>
+        </w:tabs>
+        <w:ind w:left="6480" w:hanging="360"/>
+      </w:pPr>
+      <w:rPr>
+        <w:rFonts w:ascii="Wingdings" w:hAnsi="Wingdings" w:hint="default"/>
+        <w:sz w:val="20"/>
+      </w:rPr>
+    </w:lvl>
+  </w:abstractNum>
+  <w:abstractNum w:abstractNumId="9" w15:restartNumberingAfterBreak="0">
+    <w:nsid w:val="4BE37E19"/>
+    <w:multiLevelType w:val="multilevel"/>
+    <w:tmpl w:val="A1A6F34C"/>
+    <w:lvl w:ilvl="0">
+      <w:start w:val="1"/>
+      <w:numFmt w:val="bullet"/>
+      <w:lvlText w:val=""/>
+      <w:lvlJc w:val="left"/>
+      <w:pPr>
+        <w:tabs>
+          <w:tab w:val="num" w:pos="720"/>
+        </w:tabs>
+        <w:ind w:left="720" w:hanging="360"/>
+      </w:pPr>
+      <w:rPr>
+        <w:rFonts w:ascii="Symbol" w:hAnsi="Symbol" w:hint="default"/>
+        <w:sz w:val="20"/>
+      </w:rPr>
+    </w:lvl>
+    <w:lvl w:ilvl="1" w:tentative="1">
+      <w:start w:val="1"/>
+      <w:numFmt w:val="bullet"/>
+      <w:lvlText w:val="o"/>
+      <w:lvlJc w:val="left"/>
+      <w:pPr>
+        <w:tabs>
+          <w:tab w:val="num" w:pos="1440"/>
+        </w:tabs>
+        <w:ind w:left="1440" w:hanging="360"/>
+      </w:pPr>
+      <w:rPr>
+        <w:rFonts w:ascii="Courier New" w:hAnsi="Courier New" w:hint="default"/>
+        <w:sz w:val="20"/>
+      </w:rPr>
+    </w:lvl>
+    <w:lvl w:ilvl="2" w:tentative="1">
+      <w:start w:val="1"/>
+      <w:numFmt w:val="bullet"/>
+      <w:lvlText w:val=""/>
+      <w:lvlJc w:val="left"/>
+      <w:pPr>
+        <w:tabs>
+          <w:tab w:val="num" w:pos="2160"/>
+        </w:tabs>
+        <w:ind w:left="2160" w:hanging="360"/>
+      </w:pPr>
+      <w:rPr>
+        <w:rFonts w:ascii="Wingdings" w:hAnsi="Wingdings" w:hint="default"/>
+        <w:sz w:val="20"/>
+      </w:rPr>
+    </w:lvl>
+    <w:lvl w:ilvl="3" w:tentative="1">
+      <w:start w:val="1"/>
+      <w:numFmt w:val="bullet"/>
+      <w:lvlText w:val=""/>
+      <w:lvlJc w:val="left"/>
+      <w:pPr>
+        <w:tabs>
+          <w:tab w:val="num" w:pos="2880"/>
+        </w:tabs>
+        <w:ind w:left="2880" w:hanging="360"/>
+      </w:pPr>
+      <w:rPr>
+        <w:rFonts w:ascii="Wingdings" w:hAnsi="Wingdings" w:hint="default"/>
+        <w:sz w:val="20"/>
+      </w:rPr>
+    </w:lvl>
+    <w:lvl w:ilvl="4" w:tentative="1">
+      <w:start w:val="1"/>
+      <w:numFmt w:val="bullet"/>
+      <w:lvlText w:val=""/>
+      <w:lvlJc w:val="left"/>
+      <w:pPr>
+        <w:tabs>
+          <w:tab w:val="num" w:pos="3600"/>
+        </w:tabs>
+        <w:ind w:left="3600" w:hanging="360"/>
+      </w:pPr>
+      <w:rPr>
+        <w:rFonts w:ascii="Wingdings" w:hAnsi="Wingdings" w:hint="default"/>
+        <w:sz w:val="20"/>
+      </w:rPr>
+    </w:lvl>
+    <w:lvl w:ilvl="5" w:tentative="1">
+      <w:start w:val="1"/>
+      <w:numFmt w:val="bullet"/>
+      <w:lvlText w:val=""/>
+      <w:lvlJc w:val="left"/>
+      <w:pPr>
+        <w:tabs>
+          <w:tab w:val="num" w:pos="4320"/>
+        </w:tabs>
+        <w:ind w:left="4320" w:hanging="360"/>
+      </w:pPr>
+      <w:rPr>
+        <w:rFonts w:ascii="Wingdings" w:hAnsi="Wingdings" w:hint="default"/>
+        <w:sz w:val="20"/>
+      </w:rPr>
+    </w:lvl>
+    <w:lvl w:ilvl="6" w:tentative="1">
+      <w:start w:val="1"/>
+      <w:numFmt w:val="bullet"/>
+      <w:lvlText w:val=""/>
+      <w:lvlJc w:val="left"/>
+      <w:pPr>
+        <w:tabs>
+          <w:tab w:val="num" w:pos="5040"/>
+        </w:tabs>
+        <w:ind w:left="5040" w:hanging="360"/>
+      </w:pPr>
+      <w:rPr>
+        <w:rFonts w:ascii="Wingdings" w:hAnsi="Wingdings" w:hint="default"/>
+        <w:sz w:val="20"/>
+      </w:rPr>
+    </w:lvl>
+    <w:lvl w:ilvl="7" w:tentative="1">
+      <w:start w:val="1"/>
+      <w:numFmt w:val="bullet"/>
+      <w:lvlText w:val=""/>
+      <w:lvlJc w:val="left"/>
+      <w:pPr>
+        <w:tabs>
+          <w:tab w:val="num" w:pos="5760"/>
+        </w:tabs>
+        <w:ind w:left="5760" w:hanging="360"/>
+      </w:pPr>
+      <w:rPr>
+        <w:rFonts w:ascii="Wingdings" w:hAnsi="Wingdings" w:hint="default"/>
+        <w:sz w:val="20"/>
+      </w:rPr>
+    </w:lvl>
+    <w:lvl w:ilvl="8" w:tentative="1">
+      <w:start w:val="1"/>
+      <w:numFmt w:val="bullet"/>
+      <w:lvlText w:val=""/>
+      <w:lvlJc w:val="left"/>
+      <w:pPr>
+        <w:tabs>
+          <w:tab w:val="num" w:pos="6480"/>
+        </w:tabs>
+        <w:ind w:left="6480" w:hanging="360"/>
+      </w:pPr>
+      <w:rPr>
+        <w:rFonts w:ascii="Wingdings" w:hAnsi="Wingdings" w:hint="default"/>
+        <w:sz w:val="20"/>
+      </w:rPr>
+    </w:lvl>
+  </w:abstractNum>
+  <w:abstractNum w:abstractNumId="10" w15:restartNumberingAfterBreak="0">
     <w:nsid w:val="554C7DD0"/>
     <w:multiLevelType w:val="multilevel"/>
     <w:tmpl w:val="E1308C98"/>
@@ -1222,20 +2643,190 @@
       </w:rPr>
     </w:lvl>
   </w:abstractNum>
+  <w:abstractNum w:abstractNumId="11" w15:restartNumberingAfterBreak="0">
+    <w:nsid w:val="6D906D29"/>
+    <w:multiLevelType w:val="multilevel"/>
+    <w:tmpl w:val="189C9F76"/>
+    <w:lvl w:ilvl="0">
+      <w:start w:val="1"/>
+      <w:numFmt w:val="bullet"/>
+      <w:lvlText w:val=""/>
+      <w:lvlJc w:val="left"/>
+      <w:pPr>
+        <w:tabs>
+          <w:tab w:val="num" w:pos="720"/>
+        </w:tabs>
+        <w:ind w:left="720" w:hanging="360"/>
+      </w:pPr>
+      <w:rPr>
+        <w:rFonts w:ascii="Symbol" w:hAnsi="Symbol" w:hint="default"/>
+        <w:sz w:val="20"/>
+      </w:rPr>
+    </w:lvl>
+    <w:lvl w:ilvl="1" w:tentative="1">
+      <w:start w:val="1"/>
+      <w:numFmt w:val="bullet"/>
+      <w:lvlText w:val="o"/>
+      <w:lvlJc w:val="left"/>
+      <w:pPr>
+        <w:tabs>
+          <w:tab w:val="num" w:pos="1440"/>
+        </w:tabs>
+        <w:ind w:left="1440" w:hanging="360"/>
+      </w:pPr>
+      <w:rPr>
+        <w:rFonts w:ascii="Courier New" w:hAnsi="Courier New" w:hint="default"/>
+        <w:sz w:val="20"/>
+      </w:rPr>
+    </w:lvl>
+    <w:lvl w:ilvl="2" w:tentative="1">
+      <w:start w:val="1"/>
+      <w:numFmt w:val="bullet"/>
+      <w:lvlText w:val=""/>
+      <w:lvlJc w:val="left"/>
+      <w:pPr>
+        <w:tabs>
+          <w:tab w:val="num" w:pos="2160"/>
+        </w:tabs>
+        <w:ind w:left="2160" w:hanging="360"/>
+      </w:pPr>
+      <w:rPr>
+        <w:rFonts w:ascii="Wingdings" w:hAnsi="Wingdings" w:hint="default"/>
+        <w:sz w:val="20"/>
+      </w:rPr>
+    </w:lvl>
+    <w:lvl w:ilvl="3" w:tentative="1">
+      <w:start w:val="1"/>
+      <w:numFmt w:val="bullet"/>
+      <w:lvlText w:val=""/>
+      <w:lvlJc w:val="left"/>
+      <w:pPr>
+        <w:tabs>
+          <w:tab w:val="num" w:pos="2880"/>
+        </w:tabs>
+        <w:ind w:left="2880" w:hanging="360"/>
+      </w:pPr>
+      <w:rPr>
+        <w:rFonts w:ascii="Wingdings" w:hAnsi="Wingdings" w:hint="default"/>
+        <w:sz w:val="20"/>
+      </w:rPr>
+    </w:lvl>
+    <w:lvl w:ilvl="4" w:tentative="1">
+      <w:start w:val="1"/>
+      <w:numFmt w:val="bullet"/>
+      <w:lvlText w:val=""/>
+      <w:lvlJc w:val="left"/>
+      <w:pPr>
+        <w:tabs>
+          <w:tab w:val="num" w:pos="3600"/>
+        </w:tabs>
+        <w:ind w:left="3600" w:hanging="360"/>
+      </w:pPr>
+      <w:rPr>
+        <w:rFonts w:ascii="Wingdings" w:hAnsi="Wingdings" w:hint="default"/>
+        <w:sz w:val="20"/>
+      </w:rPr>
+    </w:lvl>
+    <w:lvl w:ilvl="5" w:tentative="1">
+      <w:start w:val="1"/>
+      <w:numFmt w:val="bullet"/>
+      <w:lvlText w:val=""/>
+      <w:lvlJc w:val="left"/>
+      <w:pPr>
+        <w:tabs>
+          <w:tab w:val="num" w:pos="4320"/>
+        </w:tabs>
+        <w:ind w:left="4320" w:hanging="360"/>
+      </w:pPr>
+      <w:rPr>
+        <w:rFonts w:ascii="Wingdings" w:hAnsi="Wingdings" w:hint="default"/>
+        <w:sz w:val="20"/>
+      </w:rPr>
+    </w:lvl>
+    <w:lvl w:ilvl="6" w:tentative="1">
+      <w:start w:val="1"/>
+      <w:numFmt w:val="bullet"/>
+      <w:lvlText w:val=""/>
+      <w:lvlJc w:val="left"/>
+      <w:pPr>
+        <w:tabs>
+          <w:tab w:val="num" w:pos="5040"/>
+        </w:tabs>
+        <w:ind w:left="5040" w:hanging="360"/>
+      </w:pPr>
+      <w:rPr>
+        <w:rFonts w:ascii="Wingdings" w:hAnsi="Wingdings" w:hint="default"/>
+        <w:sz w:val="20"/>
+      </w:rPr>
+    </w:lvl>
+    <w:lvl w:ilvl="7" w:tentative="1">
+      <w:start w:val="1"/>
+      <w:numFmt w:val="bullet"/>
+      <w:lvlText w:val=""/>
+      <w:lvlJc w:val="left"/>
+      <w:pPr>
+        <w:tabs>
+          <w:tab w:val="num" w:pos="5760"/>
+        </w:tabs>
+        <w:ind w:left="5760" w:hanging="360"/>
+      </w:pPr>
+      <w:rPr>
+        <w:rFonts w:ascii="Wingdings" w:hAnsi="Wingdings" w:hint="default"/>
+        <w:sz w:val="20"/>
+      </w:rPr>
+    </w:lvl>
+    <w:lvl w:ilvl="8" w:tentative="1">
+      <w:start w:val="1"/>
+      <w:numFmt w:val="bullet"/>
+      <w:lvlText w:val=""/>
+      <w:lvlJc w:val="left"/>
+      <w:pPr>
+        <w:tabs>
+          <w:tab w:val="num" w:pos="6480"/>
+        </w:tabs>
+        <w:ind w:left="6480" w:hanging="360"/>
+      </w:pPr>
+      <w:rPr>
+        <w:rFonts w:ascii="Wingdings" w:hAnsi="Wingdings" w:hint="default"/>
+        <w:sz w:val="20"/>
+      </w:rPr>
+    </w:lvl>
+  </w:abstractNum>
   <w:num w:numId="1" w16cid:durableId="283119173">
+    <w:abstractNumId w:val="7"/>
+  </w:num>
+  <w:num w:numId="2" w16cid:durableId="1222449294">
+    <w:abstractNumId w:val="2"/>
+  </w:num>
+  <w:num w:numId="3" w16cid:durableId="1521161025">
+    <w:abstractNumId w:val="5"/>
+  </w:num>
+  <w:num w:numId="4" w16cid:durableId="377166078">
+    <w:abstractNumId w:val="10"/>
+  </w:num>
+  <w:num w:numId="5" w16cid:durableId="1618442541">
+    <w:abstractNumId w:val="1"/>
+  </w:num>
+  <w:num w:numId="6" w16cid:durableId="1995638824">
+    <w:abstractNumId w:val="11"/>
+  </w:num>
+  <w:num w:numId="7" w16cid:durableId="1637175489">
+    <w:abstractNumId w:val="0"/>
+  </w:num>
+  <w:num w:numId="8" w16cid:durableId="176818570">
+    <w:abstractNumId w:val="8"/>
+  </w:num>
+  <w:num w:numId="9" w16cid:durableId="159278792">
+    <w:abstractNumId w:val="4"/>
+  </w:num>
+  <w:num w:numId="10" w16cid:durableId="413017167">
+    <w:abstractNumId w:val="9"/>
+  </w:num>
+  <w:num w:numId="11" w16cid:durableId="1812752895">
     <w:abstractNumId w:val="3"/>
   </w:num>
-  <w:num w:numId="2" w16cid:durableId="1222449294">
-    <w:abstractNumId w:val="1"/>
-  </w:num>
-  <w:num w:numId="3" w16cid:durableId="1521161025">
-    <w:abstractNumId w:val="2"/>
-  </w:num>
-  <w:num w:numId="4" w16cid:durableId="377166078">
-    <w:abstractNumId w:val="4"/>
-  </w:num>
-  <w:num w:numId="5" w16cid:durableId="1618442541">
-    <w:abstractNumId w:val="0"/>
+  <w:num w:numId="12" w16cid:durableId="459423219">
+    <w:abstractNumId w:val="6"/>
   </w:num>
 </w:numbering>
 </file>
@@ -1843,7 +3434,6 @@
   <w:style w:type="character" w:default="1" w:styleId="DefaultParagraphFont">
     <w:name w:val="Default Paragraph Font"/>
     <w:uiPriority w:val="1"/>
-    <w:semiHidden/>
     <w:unhideWhenUsed/>
   </w:style>
   <w:style w:type="table" w:default="1" w:styleId="TableNormal">
@@ -2157,6 +3747,73 @@
       <w:spacing w:val="5"/>
     </w:rPr>
   </w:style>
+  <w:style w:type="character" w:styleId="Hyperlink">
+    <w:name w:val="Hyperlink"/>
+    <w:basedOn w:val="DefaultParagraphFont"/>
+    <w:uiPriority w:val="99"/>
+    <w:unhideWhenUsed/>
+    <w:rsid w:val="00547021"/>
+    <w:rPr>
+      <w:color w:val="0563C1" w:themeColor="hyperlink"/>
+      <w:u w:val="single"/>
+    </w:rPr>
+  </w:style>
+  <w:style w:type="character" w:styleId="UnresolvedMention">
+    <w:name w:val="Unresolved Mention"/>
+    <w:basedOn w:val="DefaultParagraphFont"/>
+    <w:uiPriority w:val="99"/>
+    <w:semiHidden/>
+    <w:unhideWhenUsed/>
+    <w:rsid w:val="00547021"/>
+    <w:rPr>
+      <w:color w:val="605E5C"/>
+      <w:shd w:val="clear" w:color="auto" w:fill="E1DFDD"/>
+    </w:rPr>
+  </w:style>
+  <w:style w:type="paragraph" w:styleId="Header">
+    <w:name w:val="header"/>
+    <w:basedOn w:val="Normal"/>
+    <w:link w:val="HeaderChar"/>
+    <w:uiPriority w:val="99"/>
+    <w:unhideWhenUsed/>
+    <w:rsid w:val="00547021"/>
+    <w:pPr>
+      <w:tabs>
+        <w:tab w:val="center" w:pos="4513"/>
+        <w:tab w:val="right" w:pos="9026"/>
+      </w:tabs>
+      <w:spacing w:after="0" w:line="240" w:lineRule="auto"/>
+    </w:pPr>
+  </w:style>
+  <w:style w:type="character" w:customStyle="1" w:styleId="HeaderChar">
+    <w:name w:val="Header Char"/>
+    <w:basedOn w:val="DefaultParagraphFont"/>
+    <w:link w:val="Header"/>
+    <w:uiPriority w:val="99"/>
+    <w:rsid w:val="00547021"/>
+  </w:style>
+  <w:style w:type="paragraph" w:styleId="Footer">
+    <w:name w:val="footer"/>
+    <w:basedOn w:val="Normal"/>
+    <w:link w:val="FooterChar"/>
+    <w:uiPriority w:val="99"/>
+    <w:unhideWhenUsed/>
+    <w:rsid w:val="00547021"/>
+    <w:pPr>
+      <w:tabs>
+        <w:tab w:val="center" w:pos="4513"/>
+        <w:tab w:val="right" w:pos="9026"/>
+      </w:tabs>
+      <w:spacing w:after="0" w:line="240" w:lineRule="auto"/>
+    </w:pPr>
+  </w:style>
+  <w:style w:type="character" w:customStyle="1" w:styleId="FooterChar">
+    <w:name w:val="Footer Char"/>
+    <w:basedOn w:val="DefaultParagraphFont"/>
+    <w:link w:val="Footer"/>
+    <w:uiPriority w:val="99"/>
+    <w:rsid w:val="00547021"/>
+  </w:style>
 </w:styles>
 </file>
 
